--- a/HW2-KiCAD/HW2.docx
+++ b/HW2-KiCAD/HW2.docx
@@ -66,9 +66,9 @@
           <w:noProof/>
         </w:rPr>
         <w:drawing>
-          <wp:inline distT="0" distB="0" distL="0" distR="0" wp14:anchorId="77028102" wp14:editId="361C1C5E">
-            <wp:extent cx="5940425" cy="5795645"/>
-            <wp:effectExtent l="0" t="0" r="3175" b="0"/>
+          <wp:inline distT="0" distB="0" distL="0" distR="0" wp14:anchorId="77028102" wp14:editId="329A7B18">
+            <wp:extent cx="4614334" cy="4501873"/>
+            <wp:effectExtent l="0" t="0" r="0" b="0"/>
             <wp:docPr id="2" name="Рисунок 2"/>
             <wp:cNvGraphicFramePr>
               <a:graphicFrameLocks xmlns:a="http://schemas.openxmlformats.org/drawingml/2006/main" noChangeAspect="1"/>
@@ -89,7 +89,7 @@
                   <pic:spPr>
                     <a:xfrm>
                       <a:off x="0" y="0"/>
-                      <a:ext cx="5940425" cy="5795645"/>
+                      <a:ext cx="4632469" cy="4519566"/>
                     </a:xfrm>
                     <a:prstGeom prst="rect">
                       <a:avLst/>
@@ -120,39 +120,14 @@
     </w:p>
     <w:p>
       <w:r>
-        <w:br w:type="page"/>
-      </w:r>
-    </w:p>
-    <w:p>
-      <w:pPr>
-        <w:pStyle w:val="2"/>
-      </w:pPr>
-    </w:p>
-    <w:p>
-      <w:pPr>
-        <w:pStyle w:val="2"/>
-        <w:rPr>
-          <w:szCs w:val="28"/>
-        </w:rPr>
-      </w:pPr>
-      <w:r>
-        <w:rPr>
-          <w:szCs w:val="28"/>
-        </w:rPr>
-        <w:t>1.2 XS2184</w:t>
-      </w:r>
-    </w:p>
-    <w:p/>
-    <w:p>
-      <w:r>
         <w:rPr>
           <w:noProof/>
         </w:rPr>
         <w:drawing>
-          <wp:inline distT="0" distB="0" distL="0" distR="0" wp14:anchorId="6F7918B0" wp14:editId="13B51046">
-            <wp:extent cx="5940425" cy="4316095"/>
-            <wp:effectExtent l="0" t="0" r="3175" b="8255"/>
-            <wp:docPr id="5" name="Рисунок 5"/>
+          <wp:inline distT="0" distB="0" distL="0" distR="0" wp14:anchorId="0C77C73B" wp14:editId="291AB399">
+            <wp:extent cx="3979334" cy="2702797"/>
+            <wp:effectExtent l="0" t="0" r="2540" b="2540"/>
+            <wp:docPr id="8" name="Рисунок 8"/>
             <wp:cNvGraphicFramePr>
               <a:graphicFrameLocks xmlns:a="http://schemas.openxmlformats.org/drawingml/2006/main" noChangeAspect="1"/>
             </wp:cNvGraphicFramePr>
@@ -172,7 +147,7 @@
                   <pic:spPr>
                     <a:xfrm>
                       <a:off x="0" y="0"/>
-                      <a:ext cx="5940425" cy="4316095"/>
+                      <a:ext cx="4047664" cy="2749207"/>
                     </a:xfrm>
                     <a:prstGeom prst="rect">
                       <a:avLst/>
@@ -184,178 +159,42 @@
           </wp:inline>
         </w:drawing>
       </w:r>
-    </w:p>
-    <w:p>
-      <w:r>
-        <w:t xml:space="preserve">Посадочное место – к разработке: корпус стандартный QFN48L, центральные площадки </w:t>
-      </w:r>
-      <w:r>
-        <w:t>– специальной формы.</w:t>
-      </w:r>
-    </w:p>
-    <w:p>
-      <w:proofErr w:type="spellStart"/>
-      <w:r>
-        <w:t>Неподключённые</w:t>
-      </w:r>
-      <w:proofErr w:type="spellEnd"/>
-      <w:r>
-        <w:t xml:space="preserve"> выводы оставлены свободными. </w:t>
-      </w:r>
-    </w:p>
-    <w:p>
-      <w:r>
-        <w:t xml:space="preserve">Центральные площадки: </w:t>
-      </w:r>
-    </w:p>
-    <w:p>
-      <w:r>
-        <w:rPr>
-          <w:lang w:val="en-US"/>
-        </w:rPr>
-        <w:t>EP</w:t>
-      </w:r>
-      <w:r>
-        <w:t xml:space="preserve"> </w:t>
-      </w:r>
-      <w:r>
-        <w:t xml:space="preserve">соединена с </w:t>
-      </w:r>
-      <w:r>
-        <w:rPr>
-          <w:lang w:val="en-US"/>
-        </w:rPr>
-        <w:t>VEE</w:t>
-      </w:r>
-    </w:p>
-    <w:p>
-      <w:r>
-        <w:rPr>
-          <w:lang w:val="en-US"/>
-        </w:rPr>
-        <w:t>EP</w:t>
-      </w:r>
-      <w:r>
-        <w:t>_</w:t>
-      </w:r>
-      <w:r>
-        <w:rPr>
-          <w:lang w:val="en-US"/>
-        </w:rPr>
-        <w:t>D</w:t>
-      </w:r>
-      <w:r>
-        <w:t xml:space="preserve">_ </w:t>
-      </w:r>
-      <w:r>
-        <w:t xml:space="preserve">соединены с соответствующими стоками </w:t>
-      </w:r>
       <w:r>
         <w:br w:type="page"/>
       </w:r>
+      <w:bookmarkStart w:id="0" w:name="_GoBack"/>
+      <w:bookmarkEnd w:id="0"/>
     </w:p>
     <w:p>
       <w:pPr>
         <w:pStyle w:val="2"/>
-        <w:rPr>
-          <w:lang w:val="en-US"/>
-        </w:rPr>
       </w:pPr>
-      <w:r>
-        <w:rPr>
-          <w:lang w:val="en-US"/>
-        </w:rPr>
-        <w:lastRenderedPageBreak/>
-        <w:t xml:space="preserve">1.3 </w:t>
-      </w:r>
-      <w:r>
+    </w:p>
+    <w:p>
+      <w:pPr>
+        <w:pStyle w:val="2"/>
         <w:rPr>
           <w:szCs w:val="28"/>
-          <w:lang w:val="en-US"/>
-        </w:rPr>
-        <w:t>HLK-7628N</w:t>
-      </w:r>
-    </w:p>
-    <w:p>
-      <w:pPr>
-        <w:rPr>
-          <w:lang w:val="en-US"/>
         </w:rPr>
       </w:pPr>
-    </w:p>
-    <w:p>
-      <w:pPr>
-        <w:rPr>
-          <w:lang w:val="en-US"/>
-        </w:rPr>
-      </w:pPr>
-      <w:r>
-        <w:rPr>
-          <w:lang w:val="en-US"/>
-        </w:rPr>
-        <w:t>Default mode:</w:t>
-      </w:r>
-      <w:r>
-        <w:rPr>
-          <w:lang w:val="en-US"/>
-        </w:rPr>
-        <w:tab/>
-      </w:r>
-      <w:r>
-        <w:rPr>
-          <w:lang w:val="en-US"/>
-        </w:rPr>
-        <w:tab/>
-      </w:r>
-      <w:r>
-        <w:rPr>
-          <w:lang w:val="en-US"/>
-        </w:rPr>
-        <w:tab/>
-      </w:r>
-      <w:r>
-        <w:rPr>
-          <w:lang w:val="en-US"/>
-        </w:rPr>
-        <w:tab/>
-      </w:r>
-      <w:r>
-        <w:rPr>
-          <w:lang w:val="en-US"/>
-        </w:rPr>
-        <w:tab/>
-      </w:r>
-      <w:r>
-        <w:rPr>
-          <w:lang w:val="en-US"/>
-        </w:rPr>
-        <w:tab/>
-      </w:r>
-      <w:proofErr w:type="spellStart"/>
-      <w:r>
-        <w:rPr>
-          <w:lang w:val="en-US"/>
-        </w:rPr>
-        <w:t>OpenWRT</w:t>
-      </w:r>
-      <w:proofErr w:type="spellEnd"/>
-      <w:r>
-        <w:rPr>
-          <w:lang w:val="en-US"/>
-        </w:rPr>
-        <w:t xml:space="preserve"> mode:</w:t>
-      </w:r>
-    </w:p>
+      <w:r>
+        <w:rPr>
+          <w:szCs w:val="28"/>
+        </w:rPr>
+        <w:t>1.2 XS2184</w:t>
+      </w:r>
+    </w:p>
+    <w:p/>
     <w:p>
       <w:r>
         <w:rPr>
           <w:noProof/>
         </w:rPr>
         <w:drawing>
-          <wp:inline distT="0" distB="0" distL="0" distR="0" wp14:anchorId="243E1C7B" wp14:editId="7DD7665C">
-            <wp:extent cx="2843300" cy="4685347"/>
-            <wp:effectExtent l="0" t="0" r="0" b="1270"/>
-            <wp:docPr id="3" name="Рисунок 3"/>
+          <wp:inline distT="0" distB="0" distL="0" distR="0" wp14:anchorId="6F7918B0" wp14:editId="13B51046">
+            <wp:extent cx="5940425" cy="4316095"/>
+            <wp:effectExtent l="0" t="0" r="3175" b="8255"/>
+            <wp:docPr id="5" name="Рисунок 5"/>
             <wp:cNvGraphicFramePr>
               <a:graphicFrameLocks xmlns:a="http://schemas.openxmlformats.org/drawingml/2006/main" noChangeAspect="1"/>
             </wp:cNvGraphicFramePr>
@@ -375,7 +214,7 @@
                   <pic:spPr>
                     <a:xfrm>
                       <a:off x="0" y="0"/>
-                      <a:ext cx="2866041" cy="4722821"/>
+                      <a:ext cx="5940425" cy="4316095"/>
                     </a:xfrm>
                     <a:prstGeom prst="rect">
                       <a:avLst/>
@@ -387,15 +226,82 @@
           </wp:inline>
         </w:drawing>
       </w:r>
+    </w:p>
+    <w:p>
+      <w:r>
+        <w:t xml:space="preserve">Посадочное место – к разработке: корпус стандартный QFN48L, центральные площадки </w:t>
+      </w:r>
+      <w:r>
+        <w:t>– специальной формы.</w:t>
+      </w:r>
+    </w:p>
+    <w:p>
+      <w:proofErr w:type="spellStart"/>
+      <w:r>
+        <w:t>Неподключённые</w:t>
+      </w:r>
+      <w:proofErr w:type="spellEnd"/>
+      <w:r>
+        <w:t xml:space="preserve"> выводы оставлены свободными. </w:t>
+      </w:r>
+    </w:p>
+    <w:p>
+      <w:r>
+        <w:t xml:space="preserve">Центральные площадки: </w:t>
+      </w:r>
+      <w:r>
+        <w:rPr>
+          <w:lang w:val="en-US"/>
+        </w:rPr>
+        <w:t>EP</w:t>
+      </w:r>
+      <w:r>
+        <w:t xml:space="preserve"> </w:t>
+      </w:r>
+      <w:r>
+        <w:t xml:space="preserve">соединена с </w:t>
+      </w:r>
+      <w:r>
+        <w:rPr>
+          <w:lang w:val="en-US"/>
+        </w:rPr>
+        <w:t>VE</w:t>
+      </w:r>
+      <w:r>
+        <w:t xml:space="preserve">; </w:t>
+      </w:r>
+      <w:r>
+        <w:rPr>
+          <w:lang w:val="en-US"/>
+        </w:rPr>
+        <w:t>EP</w:t>
+      </w:r>
+      <w:r>
+        <w:t>_</w:t>
+      </w:r>
+      <w:r>
+        <w:rPr>
+          <w:lang w:val="en-US"/>
+        </w:rPr>
+        <w:t>D</w:t>
+      </w:r>
+      <w:r>
+        <w:t xml:space="preserve">_ </w:t>
+      </w:r>
+      <w:r>
+        <w:t xml:space="preserve">соединены с соответствующими стоками </w:t>
+      </w:r>
+    </w:p>
+    <w:p>
       <w:r>
         <w:rPr>
           <w:noProof/>
         </w:rPr>
         <w:drawing>
-          <wp:inline distT="0" distB="0" distL="0" distR="0" wp14:anchorId="4B7EC2CB" wp14:editId="5903CAD3">
-            <wp:extent cx="3040380" cy="4682673"/>
-            <wp:effectExtent l="0" t="0" r="7620" b="3810"/>
-            <wp:docPr id="4" name="Рисунок 4"/>
+          <wp:inline distT="0" distB="0" distL="0" distR="0" wp14:anchorId="52057CC8" wp14:editId="22617FF8">
+            <wp:extent cx="5613400" cy="2870210"/>
+            <wp:effectExtent l="0" t="0" r="6350" b="6350"/>
+            <wp:docPr id="9" name="Рисунок 9"/>
             <wp:cNvGraphicFramePr>
               <a:graphicFrameLocks xmlns:a="http://schemas.openxmlformats.org/drawingml/2006/main" noChangeAspect="1"/>
             </wp:cNvGraphicFramePr>
@@ -406,20 +312,27 @@
                     <pic:cNvPr id="1" name=""/>
                     <pic:cNvPicPr/>
                   </pic:nvPicPr>
-                  <pic:blipFill>
+                  <pic:blipFill rotWithShape="1">
                     <a:blip r:embed="rId7"/>
-                    <a:stretch>
-                      <a:fillRect/>
-                    </a:stretch>
+                    <a:srcRect l="12115" r="9781"/>
+                    <a:stretch/>
                   </pic:blipFill>
-                  <pic:spPr>
+                  <pic:spPr bwMode="auto">
                     <a:xfrm>
                       <a:off x="0" y="0"/>
-                      <a:ext cx="3070957" cy="4729767"/>
+                      <a:ext cx="5633998" cy="2880742"/>
                     </a:xfrm>
                     <a:prstGeom prst="rect">
                       <a:avLst/>
                     </a:prstGeom>
+                    <a:ln>
+                      <a:noFill/>
+                    </a:ln>
+                    <a:extLst>
+                      <a:ext uri="{53640926-AAD7-44D8-BBD7-CCE9431645EC}">
+                        <a14:shadowObscured xmlns:a14="http://schemas.microsoft.com/office/drawing/2010/main"/>
+                      </a:ext>
+                    </a:extLst>
                   </pic:spPr>
                 </pic:pic>
               </a:graphicData>
@@ -427,108 +340,100 @@
           </wp:inline>
         </w:drawing>
       </w:r>
-    </w:p>
-    <w:p>
-      <w:r>
-        <w:t>Посадочное место</w:t>
-      </w:r>
-      <w:r>
-        <w:t xml:space="preserve"> </w:t>
-      </w:r>
-      <w:r>
-        <w:t>специальное</w:t>
-      </w:r>
-      <w:r>
-        <w:t xml:space="preserve"> – к разработке.</w:t>
-      </w:r>
-    </w:p>
-    <w:p>
-      <w:r>
-        <w:t xml:space="preserve">Площадки охлаждения </w:t>
-      </w:r>
-      <w:r>
-        <w:rPr>
-          <w:lang w:val="en-US"/>
-        </w:rPr>
-        <w:t>PAD</w:t>
-      </w:r>
-      <w:r>
-        <w:t xml:space="preserve">1, </w:t>
-      </w:r>
-      <w:r>
-        <w:rPr>
-          <w:lang w:val="en-US"/>
-        </w:rPr>
-        <w:t>PAD</w:t>
-      </w:r>
-      <w:r>
-        <w:t xml:space="preserve">2, </w:t>
-      </w:r>
-      <w:r>
-        <w:rPr>
-          <w:lang w:val="en-US"/>
-        </w:rPr>
-        <w:t>PAD</w:t>
-      </w:r>
-      <w:r>
-        <w:t xml:space="preserve">3 </w:t>
-      </w:r>
-      <w:r>
-        <w:t xml:space="preserve">соединены с </w:t>
-      </w:r>
-      <w:r>
-        <w:rPr>
-          <w:lang w:val="en-US"/>
-        </w:rPr>
-        <w:t>GND</w:t>
-      </w:r>
-      <w:r>
-        <w:t xml:space="preserve">, </w:t>
-      </w:r>
-      <w:proofErr w:type="spellStart"/>
-      <w:r>
-        <w:t>пин</w:t>
-      </w:r>
-      <w:proofErr w:type="spellEnd"/>
-      <w:r>
-        <w:t xml:space="preserve"> 1.</w:t>
-      </w:r>
-    </w:p>
-    <w:p>
       <w:r>
         <w:br w:type="page"/>
       </w:r>
-      <w:bookmarkStart w:id="0" w:name="_GoBack"/>
-      <w:bookmarkEnd w:id="0"/>
     </w:p>
     <w:p>
       <w:pPr>
         <w:pStyle w:val="2"/>
+        <w:rPr>
+          <w:lang w:val="en-US"/>
+        </w:rPr>
       </w:pPr>
       <w:r>
+        <w:rPr>
+          <w:lang w:val="en-US"/>
+        </w:rPr>
         <w:lastRenderedPageBreak/>
-        <w:t>1.</w:t>
-      </w:r>
-      <w:r>
-        <w:t>4</w:t>
-      </w:r>
-      <w:r>
-        <w:t xml:space="preserve"> </w:t>
-      </w:r>
-      <w:r>
-        <w:rPr>
-          <w:lang w:val="en-US"/>
-        </w:rPr>
-        <w:t>AW</w:t>
-      </w:r>
-      <w:r>
-        <w:t>9523</w:t>
-      </w:r>
-      <w:r>
-        <w:rPr>
-          <w:lang w:val="en-US"/>
-        </w:rPr>
-        <w:t>BTQ</w:t>
+        <w:t xml:space="preserve">1.3 </w:t>
+      </w:r>
+      <w:r>
+        <w:rPr>
+          <w:szCs w:val="28"/>
+          <w:lang w:val="en-US"/>
+        </w:rPr>
+        <w:t>HLK-7628N</w:t>
+      </w:r>
+    </w:p>
+    <w:p>
+      <w:pPr>
+        <w:rPr>
+          <w:lang w:val="en-US"/>
+        </w:rPr>
+      </w:pPr>
+    </w:p>
+    <w:p>
+      <w:pPr>
+        <w:rPr>
+          <w:lang w:val="en-US"/>
+        </w:rPr>
+      </w:pPr>
+      <w:r>
+        <w:rPr>
+          <w:lang w:val="en-US"/>
+        </w:rPr>
+        <w:t>Default mode:</w:t>
+      </w:r>
+      <w:r>
+        <w:rPr>
+          <w:lang w:val="en-US"/>
+        </w:rPr>
+        <w:tab/>
+      </w:r>
+      <w:r>
+        <w:rPr>
+          <w:lang w:val="en-US"/>
+        </w:rPr>
+        <w:tab/>
+      </w:r>
+      <w:r>
+        <w:rPr>
+          <w:lang w:val="en-US"/>
+        </w:rPr>
+        <w:tab/>
+      </w:r>
+      <w:r>
+        <w:rPr>
+          <w:lang w:val="en-US"/>
+        </w:rPr>
+        <w:tab/>
+      </w:r>
+      <w:r>
+        <w:rPr>
+          <w:lang w:val="en-US"/>
+        </w:rPr>
+        <w:tab/>
+      </w:r>
+      <w:r>
+        <w:rPr>
+          <w:lang w:val="en-US"/>
+        </w:rPr>
+        <w:tab/>
+      </w:r>
+      <w:proofErr w:type="spellStart"/>
+      <w:r>
+        <w:rPr>
+          <w:lang w:val="en-US"/>
+        </w:rPr>
+        <w:t>OpenWRT</w:t>
+      </w:r>
+      <w:proofErr w:type="spellEnd"/>
+      <w:r>
+        <w:rPr>
+          <w:lang w:val="en-US"/>
+        </w:rPr>
+        <w:t xml:space="preserve"> mode:</w:t>
       </w:r>
     </w:p>
     <w:p>
@@ -537,10 +442,10 @@
           <w:noProof/>
         </w:rPr>
         <w:drawing>
-          <wp:inline distT="0" distB="0" distL="0" distR="0" wp14:anchorId="0188DBC5" wp14:editId="7A63C33E">
-            <wp:extent cx="5940425" cy="4927600"/>
-            <wp:effectExtent l="0" t="0" r="3175" b="6350"/>
-            <wp:docPr id="1" name="Рисунок 1"/>
+          <wp:inline distT="0" distB="0" distL="0" distR="0" wp14:anchorId="243E1C7B" wp14:editId="36C5CFC9">
+            <wp:extent cx="2661479" cy="4385733"/>
+            <wp:effectExtent l="0" t="0" r="5715" b="0"/>
+            <wp:docPr id="3" name="Рисунок 3"/>
             <wp:cNvGraphicFramePr>
               <a:graphicFrameLocks xmlns:a="http://schemas.openxmlformats.org/drawingml/2006/main" noChangeAspect="1"/>
             </wp:cNvGraphicFramePr>
@@ -560,6 +465,236 @@
                   <pic:spPr>
                     <a:xfrm>
                       <a:off x="0" y="0"/>
+                      <a:ext cx="2693165" cy="4437947"/>
+                    </a:xfrm>
+                    <a:prstGeom prst="rect">
+                      <a:avLst/>
+                    </a:prstGeom>
+                  </pic:spPr>
+                </pic:pic>
+              </a:graphicData>
+            </a:graphic>
+          </wp:inline>
+        </w:drawing>
+      </w:r>
+      <w:r>
+        <w:rPr>
+          <w:noProof/>
+        </w:rPr>
+        <w:drawing>
+          <wp:inline distT="0" distB="0" distL="0" distR="0" wp14:anchorId="4B7EC2CB" wp14:editId="6A6AEEF8">
+            <wp:extent cx="2847582" cy="4385733"/>
+            <wp:effectExtent l="0" t="0" r="0" b="0"/>
+            <wp:docPr id="4" name="Рисунок 4"/>
+            <wp:cNvGraphicFramePr>
+              <a:graphicFrameLocks xmlns:a="http://schemas.openxmlformats.org/drawingml/2006/main" noChangeAspect="1"/>
+            </wp:cNvGraphicFramePr>
+            <a:graphic xmlns:a="http://schemas.openxmlformats.org/drawingml/2006/main">
+              <a:graphicData uri="http://schemas.openxmlformats.org/drawingml/2006/picture">
+                <pic:pic xmlns:pic="http://schemas.openxmlformats.org/drawingml/2006/picture">
+                  <pic:nvPicPr>
+                    <pic:cNvPr id="1" name=""/>
+                    <pic:cNvPicPr/>
+                  </pic:nvPicPr>
+                  <pic:blipFill>
+                    <a:blip r:embed="rId9"/>
+                    <a:stretch>
+                      <a:fillRect/>
+                    </a:stretch>
+                  </pic:blipFill>
+                  <pic:spPr>
+                    <a:xfrm>
+                      <a:off x="0" y="0"/>
+                      <a:ext cx="2881134" cy="4437409"/>
+                    </a:xfrm>
+                    <a:prstGeom prst="rect">
+                      <a:avLst/>
+                    </a:prstGeom>
+                  </pic:spPr>
+                </pic:pic>
+              </a:graphicData>
+            </a:graphic>
+          </wp:inline>
+        </w:drawing>
+      </w:r>
+    </w:p>
+    <w:p>
+      <w:r>
+        <w:t>Посадочное место</w:t>
+      </w:r>
+      <w:r>
+        <w:t xml:space="preserve"> </w:t>
+      </w:r>
+      <w:r>
+        <w:t>специальное</w:t>
+      </w:r>
+      <w:r>
+        <w:t xml:space="preserve"> – к разработке.</w:t>
+      </w:r>
+    </w:p>
+    <w:p>
+      <w:r>
+        <w:t xml:space="preserve">Площадки охлаждения </w:t>
+      </w:r>
+      <w:r>
+        <w:rPr>
+          <w:lang w:val="en-US"/>
+        </w:rPr>
+        <w:t>PAD</w:t>
+      </w:r>
+      <w:r>
+        <w:t xml:space="preserve">1, </w:t>
+      </w:r>
+      <w:r>
+        <w:rPr>
+          <w:lang w:val="en-US"/>
+        </w:rPr>
+        <w:t>PAD</w:t>
+      </w:r>
+      <w:r>
+        <w:t xml:space="preserve">2, </w:t>
+      </w:r>
+      <w:r>
+        <w:rPr>
+          <w:lang w:val="en-US"/>
+        </w:rPr>
+        <w:t>PAD</w:t>
+      </w:r>
+      <w:r>
+        <w:t xml:space="preserve">3 </w:t>
+      </w:r>
+      <w:r>
+        <w:t xml:space="preserve">соединены с </w:t>
+      </w:r>
+      <w:r>
+        <w:rPr>
+          <w:lang w:val="en-US"/>
+        </w:rPr>
+        <w:t>GND</w:t>
+      </w:r>
+      <w:r>
+        <w:t xml:space="preserve">, </w:t>
+      </w:r>
+      <w:proofErr w:type="spellStart"/>
+      <w:r>
+        <w:t>пин</w:t>
+      </w:r>
+      <w:proofErr w:type="spellEnd"/>
+      <w:r>
+        <w:t xml:space="preserve"> 1.</w:t>
+      </w:r>
+    </w:p>
+    <w:p>
+      <w:r>
+        <w:rPr>
+          <w:noProof/>
+        </w:rPr>
+        <w:drawing>
+          <wp:inline distT="0" distB="0" distL="0" distR="0" wp14:anchorId="03313589" wp14:editId="2F4DB64E">
+            <wp:extent cx="5514340" cy="3106851"/>
+            <wp:effectExtent l="0" t="0" r="0" b="0"/>
+            <wp:docPr id="6" name="Рисунок 6"/>
+            <wp:cNvGraphicFramePr>
+              <a:graphicFrameLocks xmlns:a="http://schemas.openxmlformats.org/drawingml/2006/main" noChangeAspect="1"/>
+            </wp:cNvGraphicFramePr>
+            <a:graphic xmlns:a="http://schemas.openxmlformats.org/drawingml/2006/main">
+              <a:graphicData uri="http://schemas.openxmlformats.org/drawingml/2006/picture">
+                <pic:pic xmlns:pic="http://schemas.openxmlformats.org/drawingml/2006/picture">
+                  <pic:nvPicPr>
+                    <pic:cNvPr id="1" name=""/>
+                    <pic:cNvPicPr/>
+                  </pic:nvPicPr>
+                  <pic:blipFill rotWithShape="1">
+                    <a:blip r:embed="rId10"/>
+                    <a:srcRect t="10692" b="9279"/>
+                    <a:stretch/>
+                  </pic:blipFill>
+                  <pic:spPr bwMode="auto">
+                    <a:xfrm>
+                      <a:off x="0" y="0"/>
+                      <a:ext cx="5569266" cy="3137797"/>
+                    </a:xfrm>
+                    <a:prstGeom prst="rect">
+                      <a:avLst/>
+                    </a:prstGeom>
+                    <a:ln>
+                      <a:noFill/>
+                    </a:ln>
+                    <a:extLst>
+                      <a:ext uri="{53640926-AAD7-44D8-BBD7-CCE9431645EC}">
+                        <a14:shadowObscured xmlns:a14="http://schemas.microsoft.com/office/drawing/2010/main"/>
+                      </a:ext>
+                    </a:extLst>
+                  </pic:spPr>
+                </pic:pic>
+              </a:graphicData>
+            </a:graphic>
+          </wp:inline>
+        </w:drawing>
+      </w:r>
+      <w:r>
+        <w:br w:type="page"/>
+      </w:r>
+    </w:p>
+    <w:p>
+      <w:pPr>
+        <w:pStyle w:val="2"/>
+      </w:pPr>
+      <w:r>
+        <w:lastRenderedPageBreak/>
+        <w:t>1.</w:t>
+      </w:r>
+      <w:r>
+        <w:t>4</w:t>
+      </w:r>
+      <w:r>
+        <w:t xml:space="preserve"> </w:t>
+      </w:r>
+      <w:r>
+        <w:rPr>
+          <w:lang w:val="en-US"/>
+        </w:rPr>
+        <w:t>AW</w:t>
+      </w:r>
+      <w:r>
+        <w:t>9523</w:t>
+      </w:r>
+      <w:r>
+        <w:rPr>
+          <w:lang w:val="en-US"/>
+        </w:rPr>
+        <w:t>BTQ</w:t>
+      </w:r>
+    </w:p>
+    <w:p>
+      <w:r>
+        <w:rPr>
+          <w:noProof/>
+        </w:rPr>
+        <w:drawing>
+          <wp:inline distT="0" distB="0" distL="0" distR="0" wp14:anchorId="0188DBC5" wp14:editId="7A63C33E">
+            <wp:extent cx="5940425" cy="4927600"/>
+            <wp:effectExtent l="0" t="0" r="3175" b="6350"/>
+            <wp:docPr id="1" name="Рисунок 1"/>
+            <wp:cNvGraphicFramePr>
+              <a:graphicFrameLocks xmlns:a="http://schemas.openxmlformats.org/drawingml/2006/main" noChangeAspect="1"/>
+            </wp:cNvGraphicFramePr>
+            <a:graphic xmlns:a="http://schemas.openxmlformats.org/drawingml/2006/main">
+              <a:graphicData uri="http://schemas.openxmlformats.org/drawingml/2006/picture">
+                <pic:pic xmlns:pic="http://schemas.openxmlformats.org/drawingml/2006/picture">
+                  <pic:nvPicPr>
+                    <pic:cNvPr id="1" name=""/>
+                    <pic:cNvPicPr/>
+                  </pic:nvPicPr>
+                  <pic:blipFill>
+                    <a:blip r:embed="rId11"/>
+                    <a:stretch>
+                      <a:fillRect/>
+                    </a:stretch>
+                  </pic:blipFill>
+                  <pic:spPr>
+                    <a:xfrm>
+                      <a:off x="0" y="0"/>
                       <a:ext cx="5940425" cy="4927600"/>
                     </a:xfrm>
                     <a:prstGeom prst="rect">
@@ -573,7 +708,6 @@
         </w:drawing>
       </w:r>
     </w:p>
-    <w:p/>
     <w:p>
       <w:r>
         <w:t xml:space="preserve">Центральная площадка на стандартном посадочном месте </w:t>
@@ -600,6 +734,48 @@
       </w:r>
       <w:r>
         <w:t>.</w:t>
+      </w:r>
+    </w:p>
+    <w:p>
+      <w:r>
+        <w:rPr>
+          <w:noProof/>
+        </w:rPr>
+        <w:drawing>
+          <wp:inline distT="0" distB="0" distL="0" distR="0" wp14:anchorId="06FEF25B" wp14:editId="33EE3650">
+            <wp:extent cx="5940425" cy="1610360"/>
+            <wp:effectExtent l="0" t="0" r="3175" b="8890"/>
+            <wp:docPr id="7" name="Рисунок 7"/>
+            <wp:cNvGraphicFramePr>
+              <a:graphicFrameLocks xmlns:a="http://schemas.openxmlformats.org/drawingml/2006/main" noChangeAspect="1"/>
+            </wp:cNvGraphicFramePr>
+            <a:graphic xmlns:a="http://schemas.openxmlformats.org/drawingml/2006/main">
+              <a:graphicData uri="http://schemas.openxmlformats.org/drawingml/2006/picture">
+                <pic:pic xmlns:pic="http://schemas.openxmlformats.org/drawingml/2006/picture">
+                  <pic:nvPicPr>
+                    <pic:cNvPr id="1" name=""/>
+                    <pic:cNvPicPr/>
+                  </pic:nvPicPr>
+                  <pic:blipFill>
+                    <a:blip r:embed="rId12"/>
+                    <a:stretch>
+                      <a:fillRect/>
+                    </a:stretch>
+                  </pic:blipFill>
+                  <pic:spPr>
+                    <a:xfrm>
+                      <a:off x="0" y="0"/>
+                      <a:ext cx="5940425" cy="1610360"/>
+                    </a:xfrm>
+                    <a:prstGeom prst="rect">
+                      <a:avLst/>
+                    </a:prstGeom>
+                  </pic:spPr>
+                </pic:pic>
+              </a:graphicData>
+            </a:graphic>
+          </wp:inline>
+        </w:drawing>
       </w:r>
     </w:p>
     <w:p/>
